--- a/tillsyn/A 42153-2023 tillsynsbegäran.docx
+++ b/tillsyn/A 42153-2023 tillsynsbegäran.docx
@@ -416,7 +416,7 @@
     <w:r>
       <w:tab/>
       <w:tab/>
-      <w:t>2025-03-22</w:t>
+      <w:t>2025-03-23</w:t>
       <w:br/>
       <w:br/>
     </w:r>

--- a/tillsyn/A 42153-2023 tillsynsbegäran.docx
+++ b/tillsyn/A 42153-2023 tillsynsbegäran.docx
@@ -416,7 +416,7 @@
     <w:r>
       <w:tab/>
       <w:tab/>
-      <w:t>2025-03-23</w:t>
+      <w:t>2025-03-24</w:t>
       <w:br/>
       <w:br/>
     </w:r>

--- a/tillsyn/A 42153-2023 tillsynsbegäran.docx
+++ b/tillsyn/A 42153-2023 tillsynsbegäran.docx
@@ -416,7 +416,7 @@
     <w:r>
       <w:tab/>
       <w:tab/>
-      <w:t>2025-03-24</w:t>
+      <w:t>2025-03-25</w:t>
       <w:br/>
       <w:br/>
     </w:r>

--- a/tillsyn/A 42153-2023 tillsynsbegäran.docx
+++ b/tillsyn/A 42153-2023 tillsynsbegäran.docx
@@ -416,7 +416,7 @@
     <w:r>
       <w:tab/>
       <w:tab/>
-      <w:t>2025-03-25</w:t>
+      <w:t>2025-03-26</w:t>
       <w:br/>
       <w:br/>
     </w:r>

--- a/tillsyn/A 42153-2023 tillsynsbegäran.docx
+++ b/tillsyn/A 42153-2023 tillsynsbegäran.docx
@@ -416,7 +416,7 @@
     <w:r>
       <w:tab/>
       <w:tab/>
-      <w:t>2025-03-26</w:t>
+      <w:t>2025-03-27</w:t>
       <w:br/>
       <w:br/>
     </w:r>

--- a/tillsyn/A 42153-2023 tillsynsbegäran.docx
+++ b/tillsyn/A 42153-2023 tillsynsbegäran.docx
@@ -416,7 +416,7 @@
     <w:r>
       <w:tab/>
       <w:tab/>
-      <w:t>2025-03-27</w:t>
+      <w:t>2025-03-28</w:t>
       <w:br/>
       <w:br/>
     </w:r>

--- a/tillsyn/A 42153-2023 tillsynsbegäran.docx
+++ b/tillsyn/A 42153-2023 tillsynsbegäran.docx
@@ -416,7 +416,7 @@
     <w:r>
       <w:tab/>
       <w:tab/>
-      <w:t>2025-03-28</w:t>
+      <w:t>2025-03-29</w:t>
       <w:br/>
       <w:br/>
     </w:r>

--- a/tillsyn/A 42153-2023 tillsynsbegäran.docx
+++ b/tillsyn/A 42153-2023 tillsynsbegäran.docx
@@ -416,7 +416,7 @@
     <w:r>
       <w:tab/>
       <w:tab/>
-      <w:t>2025-04-02</w:t>
+      <w:t>2025-04-03</w:t>
       <w:br/>
       <w:br/>
     </w:r>

--- a/tillsyn/A 42153-2023 tillsynsbegäran.docx
+++ b/tillsyn/A 42153-2023 tillsynsbegäran.docx
@@ -416,7 +416,7 @@
     <w:r>
       <w:tab/>
       <w:tab/>
-      <w:t>2025-04-03</w:t>
+      <w:t>2025-04-05</w:t>
       <w:br/>
       <w:br/>
     </w:r>

--- a/tillsyn/A 42153-2023 tillsynsbegäran.docx
+++ b/tillsyn/A 42153-2023 tillsynsbegäran.docx
@@ -416,7 +416,7 @@
     <w:r>
       <w:tab/>
       <w:tab/>
-      <w:t>2025-04-05</w:t>
+      <w:t>2025-04-06</w:t>
       <w:br/>
       <w:br/>
     </w:r>

--- a/tillsyn/A 42153-2023 tillsynsbegäran.docx
+++ b/tillsyn/A 42153-2023 tillsynsbegäran.docx
@@ -416,7 +416,7 @@
     <w:r>
       <w:tab/>
       <w:tab/>
-      <w:t>2025-04-06</w:t>
+      <w:t>2025-04-07</w:t>
       <w:br/>
       <w:br/>
     </w:r>

--- a/tillsyn/A 42153-2023 tillsynsbegäran.docx
+++ b/tillsyn/A 42153-2023 tillsynsbegäran.docx
@@ -416,7 +416,7 @@
     <w:r>
       <w:tab/>
       <w:tab/>
-      <w:t>2025-04-07</w:t>
+      <w:t>2025-04-08</w:t>
       <w:br/>
       <w:br/>
     </w:r>

--- a/tillsyn/A 42153-2023 tillsynsbegäran.docx
+++ b/tillsyn/A 42153-2023 tillsynsbegäran.docx
@@ -416,7 +416,7 @@
     <w:r>
       <w:tab/>
       <w:tab/>
-      <w:t>2025-04-08</w:t>
+      <w:t>2025-04-09</w:t>
       <w:br/>
       <w:br/>
     </w:r>

--- a/tillsyn/A 42153-2023 tillsynsbegäran.docx
+++ b/tillsyn/A 42153-2023 tillsynsbegäran.docx
@@ -102,6 +102,17 @@
       </w:r>
     </w:p>
     <w:p>
+      <w:r>
+        <w:rPr>
+          <w:b/>
+        </w:rPr>
+        <w:t>Vedskivlav (NT)</w:t>
+      </w:r>
+      <w:r>
+        <w:t xml:space="preserve"> växer på gammal, torr, exponerad, hård kärnved av framförallt tall i naturskogsartade bestånd. Avverkning av tallskog av naturskogskaraktär med spår av återkommande bränder är ett hot. Mängden lämplig ved att växa på för vedskivlav minskar, dels på grund av naturlig nedbrytning men framförallt på grund av att de förstörs i samband med slutavverkningar, gallringar och markberedning. Tall- och blandbarrskogar av naturskogskaraktär med spår av återkommande bränder bör skyddas (SLU Artdatabanken, 2024).</w:t>
+      </w:r>
+    </w:p>
+    <w:p>
       <w:pPr>
         <w:pStyle w:val="Heading1"/>
       </w:pPr>
@@ -178,7 +189,7 @@
     </w:p>
     <w:p>
       <w:r>
-        <w:t xml:space="preserve">Talltita är rödlistad som NT, fridlyst och prioriterad art i Skogsvårdslagen. Den omfattas av EU:s fågeldirektiv. Arten har minskat kraftigt de senaste 30 åren och minskningstakten innevarande 10-årsperiod beräknas till 20 (10–30) % (SLU Artdatabanken, 2022). </w:t>
+        <w:t>Talltita är rödlistad som NT, fridlyst och prioriterad art i Skogsvårdslagen. Den omfattas av EU:s fågeldirektiv. Arten har minskat kraftigt de senaste 30 åren och minskningstakten innevarande 10-årsperiod beräknas till 20 (10–30) % (SLU Artdatabanken, 2022).</w:t>
       </w:r>
     </w:p>
     <w:p>
@@ -215,7 +226,7 @@
         <w:t xml:space="preserve">Differential demographic responses of sympatric Parids to vegetation management in boreal forest. </w:t>
       </w:r>
       <w:r>
-        <w:t xml:space="preserve">For. Ecol. Manage. 319, 169–175. </w:t>
+        <w:t>For. Ecol. Manage. 319, 169–175.</w:t>
       </w:r>
     </w:p>
     <w:p>
@@ -229,7 +240,7 @@
         <w:t xml:space="preserve">Coherence, composition and territories of winter social groups of the Willow Tit Parus montanus and the Crested Tit P. cristatus. </w:t>
       </w:r>
       <w:r>
-        <w:t xml:space="preserve">Ornis Scandinavica, 10, pp 56–68 </w:t>
+        <w:t>Ornis Scandinavica, 10, pp 56–68</w:t>
       </w:r>
     </w:p>
     <w:p>
@@ -243,7 +254,7 @@
         <w:t xml:space="preserve">Impact of forestry practices on fitness correlates and population productivity in an open-nesting bird species. </w:t>
       </w:r>
       <w:r>
-        <w:t xml:space="preserve">Conserv. Biol. 21, 767–774. https://doi.org/10.1111/j.1523- 1739.2007.00675.x </w:t>
+        <w:t>Conserv. Biol. 21, 767–774. https://doi.org/10.1111/j.1523- 1739.2007.00675.x</w:t>
       </w:r>
     </w:p>
     <w:p>
@@ -416,7 +427,7 @@
     <w:r>
       <w:tab/>
       <w:tab/>
-      <w:t>2025-04-09</w:t>
+      <w:t>2025-04-10</w:t>
       <w:br/>
       <w:br/>
     </w:r>

--- a/tillsyn/A 42153-2023 tillsynsbegäran.docx
+++ b/tillsyn/A 42153-2023 tillsynsbegäran.docx
@@ -427,7 +427,7 @@
     <w:r>
       <w:tab/>
       <w:tab/>
-      <w:t>2025-04-10</w:t>
+      <w:t>2025-04-11</w:t>
       <w:br/>
       <w:br/>
     </w:r>

--- a/tillsyn/A 42153-2023 tillsynsbegäran.docx
+++ b/tillsyn/A 42153-2023 tillsynsbegäran.docx
@@ -427,7 +427,7 @@
     <w:r>
       <w:tab/>
       <w:tab/>
-      <w:t>2025-04-11</w:t>
+      <w:t>2025-04-12</w:t>
       <w:br/>
       <w:br/>
     </w:r>

--- a/tillsyn/A 42153-2023 tillsynsbegäran.docx
+++ b/tillsyn/A 42153-2023 tillsynsbegäran.docx
@@ -427,7 +427,7 @@
     <w:r>
       <w:tab/>
       <w:tab/>
-      <w:t>2025-04-12</w:t>
+      <w:t>2025-04-13</w:t>
       <w:br/>
       <w:br/>
     </w:r>

--- a/tillsyn/A 42153-2023 tillsynsbegäran.docx
+++ b/tillsyn/A 42153-2023 tillsynsbegäran.docx
@@ -427,7 +427,7 @@
     <w:r>
       <w:tab/>
       <w:tab/>
-      <w:t>2025-04-13</w:t>
+      <w:t>2025-04-14</w:t>
       <w:br/>
       <w:br/>
     </w:r>

--- a/tillsyn/A 42153-2023 tillsynsbegäran.docx
+++ b/tillsyn/A 42153-2023 tillsynsbegäran.docx
@@ -427,7 +427,7 @@
     <w:r>
       <w:tab/>
       <w:tab/>
-      <w:t>2025-04-14</w:t>
+      <w:t>2025-04-15</w:t>
       <w:br/>
       <w:br/>
     </w:r>

--- a/tillsyn/A 42153-2023 tillsynsbegäran.docx
+++ b/tillsyn/A 42153-2023 tillsynsbegäran.docx
@@ -427,7 +427,7 @@
     <w:r>
       <w:tab/>
       <w:tab/>
-      <w:t>2025-04-15</w:t>
+      <w:t>2025-04-16</w:t>
       <w:br/>
       <w:br/>
     </w:r>

--- a/tillsyn/A 42153-2023 tillsynsbegäran.docx
+++ b/tillsyn/A 42153-2023 tillsynsbegäran.docx
@@ -427,7 +427,7 @@
     <w:r>
       <w:tab/>
       <w:tab/>
-      <w:t>2025-04-16</w:t>
+      <w:t>2025-04-17</w:t>
       <w:br/>
       <w:br/>
     </w:r>

--- a/tillsyn/A 42153-2023 tillsynsbegäran.docx
+++ b/tillsyn/A 42153-2023 tillsynsbegäran.docx
@@ -427,7 +427,7 @@
     <w:r>
       <w:tab/>
       <w:tab/>
-      <w:t>2025-04-17</w:t>
+      <w:t>2025-04-18</w:t>
       <w:br/>
       <w:br/>
     </w:r>

--- a/tillsyn/A 42153-2023 tillsynsbegäran.docx
+++ b/tillsyn/A 42153-2023 tillsynsbegäran.docx
@@ -427,7 +427,7 @@
     <w:r>
       <w:tab/>
       <w:tab/>
-      <w:t>2025-04-18</w:t>
+      <w:t>2025-04-19</w:t>
       <w:br/>
       <w:br/>
     </w:r>

--- a/tillsyn/A 42153-2023 tillsynsbegäran.docx
+++ b/tillsyn/A 42153-2023 tillsynsbegäran.docx
@@ -427,7 +427,7 @@
     <w:r>
       <w:tab/>
       <w:tab/>
-      <w:t>2025-05-03</w:t>
+      <w:t>2025-05-04</w:t>
       <w:br/>
       <w:br/>
     </w:r>

--- a/tillsyn/A 42153-2023 tillsynsbegäran.docx
+++ b/tillsyn/A 42153-2023 tillsynsbegäran.docx
@@ -427,7 +427,7 @@
     <w:r>
       <w:tab/>
       <w:tab/>
-      <w:t>2025-05-04</w:t>
+      <w:t>2025-05-06</w:t>
       <w:br/>
       <w:br/>
     </w:r>

--- a/tillsyn/A 42153-2023 tillsynsbegäran.docx
+++ b/tillsyn/A 42153-2023 tillsynsbegäran.docx
@@ -427,7 +427,7 @@
     <w:r>
       <w:tab/>
       <w:tab/>
-      <w:t>2025-05-06</w:t>
+      <w:t>2025-05-07</w:t>
       <w:br/>
       <w:br/>
     </w:r>

--- a/tillsyn/A 42153-2023 tillsynsbegäran.docx
+++ b/tillsyn/A 42153-2023 tillsynsbegäran.docx
@@ -427,7 +427,7 @@
     <w:r>
       <w:tab/>
       <w:tab/>
-      <w:t>2025-05-07</w:t>
+      <w:t>2025-05-08</w:t>
       <w:br/>
       <w:br/>
     </w:r>

--- a/tillsyn/A 42153-2023 tillsynsbegäran.docx
+++ b/tillsyn/A 42153-2023 tillsynsbegäran.docx
@@ -427,7 +427,7 @@
     <w:r>
       <w:tab/>
       <w:tab/>
-      <w:t>2025-05-08</w:t>
+      <w:t>2025-05-09</w:t>
       <w:br/>
       <w:br/>
     </w:r>

--- a/tillsyn/A 42153-2023 tillsynsbegäran.docx
+++ b/tillsyn/A 42153-2023 tillsynsbegäran.docx
@@ -427,7 +427,7 @@
     <w:r>
       <w:tab/>
       <w:tab/>
-      <w:t>2025-05-09</w:t>
+      <w:t>2025-05-10</w:t>
       <w:br/>
       <w:br/>
     </w:r>

--- a/tillsyn/A 42153-2023 tillsynsbegäran.docx
+++ b/tillsyn/A 42153-2023 tillsynsbegäran.docx
@@ -427,7 +427,7 @@
     <w:r>
       <w:tab/>
       <w:tab/>
-      <w:t>2025-05-10</w:t>
+      <w:t>2025-05-11</w:t>
       <w:br/>
       <w:br/>
     </w:r>

--- a/tillsyn/A 42153-2023 tillsynsbegäran.docx
+++ b/tillsyn/A 42153-2023 tillsynsbegäran.docx
@@ -427,7 +427,7 @@
     <w:r>
       <w:tab/>
       <w:tab/>
-      <w:t>2025-05-11</w:t>
+      <w:t>2025-05-12</w:t>
       <w:br/>
       <w:br/>
     </w:r>

--- a/tillsyn/A 42153-2023 tillsynsbegäran.docx
+++ b/tillsyn/A 42153-2023 tillsynsbegäran.docx
@@ -427,7 +427,7 @@
     <w:r>
       <w:tab/>
       <w:tab/>
-      <w:t>2025-05-12</w:t>
+      <w:t>2025-05-13</w:t>
       <w:br/>
       <w:br/>
     </w:r>

--- a/tillsyn/A 42153-2023 tillsynsbegäran.docx
+++ b/tillsyn/A 42153-2023 tillsynsbegäran.docx
@@ -427,7 +427,7 @@
     <w:r>
       <w:tab/>
       <w:tab/>
-      <w:t>2025-05-13</w:t>
+      <w:t>2025-05-14</w:t>
       <w:br/>
       <w:br/>
     </w:r>

--- a/tillsyn/A 42153-2023 tillsynsbegäran.docx
+++ b/tillsyn/A 42153-2023 tillsynsbegäran.docx
@@ -427,7 +427,7 @@
     <w:r>
       <w:tab/>
       <w:tab/>
-      <w:t>2025-05-14</w:t>
+      <w:t>2025-05-15</w:t>
       <w:br/>
       <w:br/>
     </w:r>

--- a/tillsyn/A 42153-2023 tillsynsbegäran.docx
+++ b/tillsyn/A 42153-2023 tillsynsbegäran.docx
@@ -427,7 +427,7 @@
     <w:r>
       <w:tab/>
       <w:tab/>
-      <w:t>2025-05-15</w:t>
+      <w:t>2025-05-16</w:t>
       <w:br/>
       <w:br/>
     </w:r>

--- a/tillsyn/A 42153-2023 tillsynsbegäran.docx
+++ b/tillsyn/A 42153-2023 tillsynsbegäran.docx
@@ -427,7 +427,7 @@
     <w:r>
       <w:tab/>
       <w:tab/>
-      <w:t>2025-05-16</w:t>
+      <w:t>2025-05-17</w:t>
       <w:br/>
       <w:br/>
     </w:r>

--- a/tillsyn/A 42153-2023 tillsynsbegäran.docx
+++ b/tillsyn/A 42153-2023 tillsynsbegäran.docx
@@ -427,7 +427,7 @@
     <w:r>
       <w:tab/>
       <w:tab/>
-      <w:t>2025-05-17</w:t>
+      <w:t>2025-05-18</w:t>
       <w:br/>
       <w:br/>
     </w:r>

--- a/tillsyn/A 42153-2023 tillsynsbegäran.docx
+++ b/tillsyn/A 42153-2023 tillsynsbegäran.docx
@@ -427,7 +427,7 @@
     <w:r>
       <w:tab/>
       <w:tab/>
-      <w:t>2025-05-18</w:t>
+      <w:t>2025-05-19</w:t>
       <w:br/>
       <w:br/>
     </w:r>

--- a/tillsyn/A 42153-2023 tillsynsbegäran.docx
+++ b/tillsyn/A 42153-2023 tillsynsbegäran.docx
@@ -427,7 +427,7 @@
     <w:r>
       <w:tab/>
       <w:tab/>
-      <w:t>2025-05-19</w:t>
+      <w:t>2025-05-20</w:t>
       <w:br/>
       <w:br/>
     </w:r>

--- a/tillsyn/A 42153-2023 tillsynsbegäran.docx
+++ b/tillsyn/A 42153-2023 tillsynsbegäran.docx
@@ -427,7 +427,7 @@
     <w:r>
       <w:tab/>
       <w:tab/>
-      <w:t>2025-05-20</w:t>
+      <w:t>2025-05-21</w:t>
       <w:br/>
       <w:br/>
     </w:r>

--- a/tillsyn/A 42153-2023 tillsynsbegäran.docx
+++ b/tillsyn/A 42153-2023 tillsynsbegäran.docx
@@ -427,7 +427,7 @@
     <w:r>
       <w:tab/>
       <w:tab/>
-      <w:t>2025-05-21</w:t>
+      <w:t>2025-05-22</w:t>
       <w:br/>
       <w:br/>
     </w:r>

--- a/tillsyn/A 42153-2023 tillsynsbegäran.docx
+++ b/tillsyn/A 42153-2023 tillsynsbegäran.docx
@@ -427,7 +427,7 @@
     <w:r>
       <w:tab/>
       <w:tab/>
-      <w:t>2025-05-22</w:t>
+      <w:t>2025-05-23</w:t>
       <w:br/>
       <w:br/>
     </w:r>

--- a/tillsyn/A 42153-2023 tillsynsbegäran.docx
+++ b/tillsyn/A 42153-2023 tillsynsbegäran.docx
@@ -427,7 +427,7 @@
     <w:r>
       <w:tab/>
       <w:tab/>
-      <w:t>2025-05-23</w:t>
+      <w:t>2025-05-24</w:t>
       <w:br/>
       <w:br/>
     </w:r>

--- a/tillsyn/A 42153-2023 tillsynsbegäran.docx
+++ b/tillsyn/A 42153-2023 tillsynsbegäran.docx
@@ -427,7 +427,7 @@
     <w:r>
       <w:tab/>
       <w:tab/>
-      <w:t>2025-05-24</w:t>
+      <w:t>2025-05-25</w:t>
       <w:br/>
       <w:br/>
     </w:r>

--- a/tillsyn/A 42153-2023 tillsynsbegäran.docx
+++ b/tillsyn/A 42153-2023 tillsynsbegäran.docx
@@ -427,7 +427,7 @@
     <w:r>
       <w:tab/>
       <w:tab/>
-      <w:t>2025-05-25</w:t>
+      <w:t>2025-05-26</w:t>
       <w:br/>
       <w:br/>
     </w:r>

--- a/tillsyn/A 42153-2023 tillsynsbegäran.docx
+++ b/tillsyn/A 42153-2023 tillsynsbegäran.docx
@@ -427,7 +427,7 @@
     <w:r>
       <w:tab/>
       <w:tab/>
-      <w:t>2025-05-26</w:t>
+      <w:t>2025-05-27</w:t>
       <w:br/>
       <w:br/>
     </w:r>

--- a/tillsyn/A 42153-2023 tillsynsbegäran.docx
+++ b/tillsyn/A 42153-2023 tillsynsbegäran.docx
@@ -427,7 +427,7 @@
     <w:r>
       <w:tab/>
       <w:tab/>
-      <w:t>2025-05-27</w:t>
+      <w:t>2025-05-30</w:t>
       <w:br/>
       <w:br/>
     </w:r>

--- a/tillsyn/A 42153-2023 tillsynsbegäran.docx
+++ b/tillsyn/A 42153-2023 tillsynsbegäran.docx
@@ -427,7 +427,7 @@
     <w:r>
       <w:tab/>
       <w:tab/>
-      <w:t>2025-05-30</w:t>
+      <w:t>2025-06-01</w:t>
       <w:br/>
       <w:br/>
     </w:r>

--- a/tillsyn/A 42153-2023 tillsynsbegäran.docx
+++ b/tillsyn/A 42153-2023 tillsynsbegäran.docx
@@ -427,7 +427,7 @@
     <w:r>
       <w:tab/>
       <w:tab/>
-      <w:t>2025-06-01</w:t>
+      <w:t>2025-06-02</w:t>
       <w:br/>
       <w:br/>
     </w:r>

--- a/tillsyn/A 42153-2023 tillsynsbegäran.docx
+++ b/tillsyn/A 42153-2023 tillsynsbegäran.docx
@@ -427,7 +427,7 @@
     <w:r>
       <w:tab/>
       <w:tab/>
-      <w:t>2025-06-02</w:t>
+      <w:t>2025-06-03</w:t>
       <w:br/>
       <w:br/>
     </w:r>

--- a/tillsyn/A 42153-2023 tillsynsbegäran.docx
+++ b/tillsyn/A 42153-2023 tillsynsbegäran.docx
@@ -427,7 +427,7 @@
     <w:r>
       <w:tab/>
       <w:tab/>
-      <w:t>2025-06-03</w:t>
+      <w:t>2025-06-04</w:t>
       <w:br/>
       <w:br/>
     </w:r>

--- a/tillsyn/A 42153-2023 tillsynsbegäran.docx
+++ b/tillsyn/A 42153-2023 tillsynsbegäran.docx
@@ -427,7 +427,7 @@
     <w:r>
       <w:tab/>
       <w:tab/>
-      <w:t>2025-06-04</w:t>
+      <w:t>2025-06-05</w:t>
       <w:br/>
       <w:br/>
     </w:r>

--- a/tillsyn/A 42153-2023 tillsynsbegäran.docx
+++ b/tillsyn/A 42153-2023 tillsynsbegäran.docx
@@ -427,7 +427,7 @@
     <w:r>
       <w:tab/>
       <w:tab/>
-      <w:t>2025-06-05</w:t>
+      <w:t>2025-06-13</w:t>
       <w:br/>
       <w:br/>
     </w:r>

--- a/tillsyn/A 42153-2023 tillsynsbegäran.docx
+++ b/tillsyn/A 42153-2023 tillsynsbegäran.docx
@@ -427,7 +427,7 @@
     <w:r>
       <w:tab/>
       <w:tab/>
-      <w:t>2025-06-13</w:t>
+      <w:t>2025-06-15</w:t>
       <w:br/>
       <w:br/>
     </w:r>

--- a/tillsyn/A 42153-2023 tillsynsbegäran.docx
+++ b/tillsyn/A 42153-2023 tillsynsbegäran.docx
@@ -427,7 +427,7 @@
     <w:r>
       <w:tab/>
       <w:tab/>
-      <w:t>2025-06-15</w:t>
+      <w:t>2025-06-16</w:t>
       <w:br/>
       <w:br/>
     </w:r>

--- a/tillsyn/A 42153-2023 tillsynsbegäran.docx
+++ b/tillsyn/A 42153-2023 tillsynsbegäran.docx
@@ -427,7 +427,7 @@
     <w:r>
       <w:tab/>
       <w:tab/>
-      <w:t>2025-06-16</w:t>
+      <w:t>2025-06-17</w:t>
       <w:br/>
       <w:br/>
     </w:r>

--- a/tillsyn/A 42153-2023 tillsynsbegäran.docx
+++ b/tillsyn/A 42153-2023 tillsynsbegäran.docx
@@ -427,7 +427,7 @@
     <w:r>
       <w:tab/>
       <w:tab/>
-      <w:t>2025-06-17</w:t>
+      <w:t>2025-06-18</w:t>
       <w:br/>
       <w:br/>
     </w:r>

--- a/tillsyn/A 42153-2023 tillsynsbegäran.docx
+++ b/tillsyn/A 42153-2023 tillsynsbegäran.docx
@@ -427,7 +427,7 @@
     <w:r>
       <w:tab/>
       <w:tab/>
-      <w:t>2025-06-18</w:t>
+      <w:t>2025-06-19</w:t>
       <w:br/>
       <w:br/>
     </w:r>

--- a/tillsyn/A 42153-2023 tillsynsbegäran.docx
+++ b/tillsyn/A 42153-2023 tillsynsbegäran.docx
@@ -427,7 +427,7 @@
     <w:r>
       <w:tab/>
       <w:tab/>
-      <w:t>2025-06-19</w:t>
+      <w:t>2025-06-20</w:t>
       <w:br/>
       <w:br/>
     </w:r>

--- a/tillsyn/A 42153-2023 tillsynsbegäran.docx
+++ b/tillsyn/A 42153-2023 tillsynsbegäran.docx
@@ -427,7 +427,7 @@
     <w:r>
       <w:tab/>
       <w:tab/>
-      <w:t>2025-06-20</w:t>
+      <w:t>2025-06-21</w:t>
       <w:br/>
       <w:br/>
     </w:r>

--- a/tillsyn/A 42153-2023 tillsynsbegäran.docx
+++ b/tillsyn/A 42153-2023 tillsynsbegäran.docx
@@ -427,7 +427,7 @@
     <w:r>
       <w:tab/>
       <w:tab/>
-      <w:t>2025-06-21</w:t>
+      <w:t>2025-06-22</w:t>
       <w:br/>
       <w:br/>
     </w:r>

--- a/tillsyn/A 42153-2023 tillsynsbegäran.docx
+++ b/tillsyn/A 42153-2023 tillsynsbegäran.docx
@@ -427,7 +427,7 @@
     <w:r>
       <w:tab/>
       <w:tab/>
-      <w:t>2025-06-22</w:t>
+      <w:t>2025-06-23</w:t>
       <w:br/>
       <w:br/>
     </w:r>

--- a/tillsyn/A 42153-2023 tillsynsbegäran.docx
+++ b/tillsyn/A 42153-2023 tillsynsbegäran.docx
@@ -427,7 +427,7 @@
     <w:r>
       <w:tab/>
       <w:tab/>
-      <w:t>2025-06-23</w:t>
+      <w:t>2025-06-24</w:t>
       <w:br/>
       <w:br/>
     </w:r>

--- a/tillsyn/A 42153-2023 tillsynsbegäran.docx
+++ b/tillsyn/A 42153-2023 tillsynsbegäran.docx
@@ -427,7 +427,7 @@
     <w:r>
       <w:tab/>
       <w:tab/>
-      <w:t>2025-06-24</w:t>
+      <w:t>2025-06-25</w:t>
       <w:br/>
       <w:br/>
     </w:r>

--- a/tillsyn/A 42153-2023 tillsynsbegäran.docx
+++ b/tillsyn/A 42153-2023 tillsynsbegäran.docx
@@ -427,7 +427,7 @@
     <w:r>
       <w:tab/>
       <w:tab/>
-      <w:t>2025-06-25</w:t>
+      <w:t>2025-06-26</w:t>
       <w:br/>
       <w:br/>
     </w:r>

--- a/tillsyn/A 42153-2023 tillsynsbegäran.docx
+++ b/tillsyn/A 42153-2023 tillsynsbegäran.docx
@@ -427,7 +427,7 @@
     <w:r>
       <w:tab/>
       <w:tab/>
-      <w:t>2025-06-26</w:t>
+      <w:t>2025-06-27</w:t>
       <w:br/>
       <w:br/>
     </w:r>

--- a/tillsyn/A 42153-2023 tillsynsbegäran.docx
+++ b/tillsyn/A 42153-2023 tillsynsbegäran.docx
@@ -427,7 +427,7 @@
     <w:r>
       <w:tab/>
       <w:tab/>
-      <w:t>2025-06-27</w:t>
+      <w:t>2025-06-28</w:t>
       <w:br/>
       <w:br/>
     </w:r>

--- a/tillsyn/A 42153-2023 tillsynsbegäran.docx
+++ b/tillsyn/A 42153-2023 tillsynsbegäran.docx
@@ -427,7 +427,7 @@
     <w:r>
       <w:tab/>
       <w:tab/>
-      <w:t>2025-06-28</w:t>
+      <w:t>2025-06-29</w:t>
       <w:br/>
       <w:br/>
     </w:r>

--- a/tillsyn/A 42153-2023 tillsynsbegäran.docx
+++ b/tillsyn/A 42153-2023 tillsynsbegäran.docx
@@ -427,7 +427,7 @@
     <w:r>
       <w:tab/>
       <w:tab/>
-      <w:t>2025-06-29</w:t>
+      <w:t>2025-06-30</w:t>
       <w:br/>
       <w:br/>
     </w:r>

--- a/tillsyn/A 42153-2023 tillsynsbegäran.docx
+++ b/tillsyn/A 42153-2023 tillsynsbegäran.docx
@@ -427,7 +427,7 @@
     <w:r>
       <w:tab/>
       <w:tab/>
-      <w:t>2025-06-30</w:t>
+      <w:t>2025-07-01</w:t>
       <w:br/>
       <w:br/>
     </w:r>

--- a/tillsyn/A 42153-2023 tillsynsbegäran.docx
+++ b/tillsyn/A 42153-2023 tillsynsbegäran.docx
@@ -427,7 +427,7 @@
     <w:r>
       <w:tab/>
       <w:tab/>
-      <w:t>2025-07-01</w:t>
+      <w:t>2025-07-02</w:t>
       <w:br/>
       <w:br/>
     </w:r>

--- a/tillsyn/A 42153-2023 tillsynsbegäran.docx
+++ b/tillsyn/A 42153-2023 tillsynsbegäran.docx
@@ -427,7 +427,7 @@
     <w:r>
       <w:tab/>
       <w:tab/>
-      <w:t>2025-07-02</w:t>
+      <w:t>2025-07-03</w:t>
       <w:br/>
       <w:br/>
     </w:r>

--- a/tillsyn/A 42153-2023 tillsynsbegäran.docx
+++ b/tillsyn/A 42153-2023 tillsynsbegäran.docx
@@ -427,7 +427,7 @@
     <w:r>
       <w:tab/>
       <w:tab/>
-      <w:t>2025-07-03</w:t>
+      <w:t>2025-07-04</w:t>
       <w:br/>
       <w:br/>
     </w:r>

--- a/tillsyn/A 42153-2023 tillsynsbegäran.docx
+++ b/tillsyn/A 42153-2023 tillsynsbegäran.docx
@@ -427,7 +427,7 @@
     <w:r>
       <w:tab/>
       <w:tab/>
-      <w:t>2025-07-04</w:t>
+      <w:t>2025-07-05</w:t>
       <w:br/>
       <w:br/>
     </w:r>

--- a/tillsyn/A 42153-2023 tillsynsbegäran.docx
+++ b/tillsyn/A 42153-2023 tillsynsbegäran.docx
@@ -427,7 +427,7 @@
     <w:r>
       <w:tab/>
       <w:tab/>
-      <w:t>2025-07-05</w:t>
+      <w:t>2025-07-06</w:t>
       <w:br/>
       <w:br/>
     </w:r>

--- a/tillsyn/A 42153-2023 tillsynsbegäran.docx
+++ b/tillsyn/A 42153-2023 tillsynsbegäran.docx
@@ -427,7 +427,7 @@
     <w:r>
       <w:tab/>
       <w:tab/>
-      <w:t>2025-07-06</w:t>
+      <w:t>2025-07-07</w:t>
       <w:br/>
       <w:br/>
     </w:r>

--- a/tillsyn/A 42153-2023 tillsynsbegäran.docx
+++ b/tillsyn/A 42153-2023 tillsynsbegäran.docx
@@ -427,7 +427,7 @@
     <w:r>
       <w:tab/>
       <w:tab/>
-      <w:t>2025-07-07</w:t>
+      <w:t>2025-07-08</w:t>
       <w:br/>
       <w:br/>
     </w:r>

--- a/tillsyn/A 42153-2023 tillsynsbegäran.docx
+++ b/tillsyn/A 42153-2023 tillsynsbegäran.docx
@@ -427,7 +427,7 @@
     <w:r>
       <w:tab/>
       <w:tab/>
-      <w:t>2025-07-08</w:t>
+      <w:t>2025-07-09</w:t>
       <w:br/>
       <w:br/>
     </w:r>

--- a/tillsyn/A 42153-2023 tillsynsbegäran.docx
+++ b/tillsyn/A 42153-2023 tillsynsbegäran.docx
@@ -427,7 +427,7 @@
     <w:r>
       <w:tab/>
       <w:tab/>
-      <w:t>2025-07-09</w:t>
+      <w:t>2025-07-11</w:t>
       <w:br/>
       <w:br/>
     </w:r>

--- a/tillsyn/A 42153-2023 tillsynsbegäran.docx
+++ b/tillsyn/A 42153-2023 tillsynsbegäran.docx
@@ -427,7 +427,7 @@
     <w:r>
       <w:tab/>
       <w:tab/>
-      <w:t>2025-07-11</w:t>
+      <w:t>2025-07-12</w:t>
       <w:br/>
       <w:br/>
     </w:r>

--- a/tillsyn/A 42153-2023 tillsynsbegäran.docx
+++ b/tillsyn/A 42153-2023 tillsynsbegäran.docx
@@ -427,7 +427,7 @@
     <w:r>
       <w:tab/>
       <w:tab/>
-      <w:t>2025-07-12</w:t>
+      <w:t>2025-07-13</w:t>
       <w:br/>
       <w:br/>
     </w:r>

--- a/tillsyn/A 42153-2023 tillsynsbegäran.docx
+++ b/tillsyn/A 42153-2023 tillsynsbegäran.docx
@@ -427,7 +427,7 @@
     <w:r>
       <w:tab/>
       <w:tab/>
-      <w:t>2025-07-13</w:t>
+      <w:t>2025-07-14</w:t>
       <w:br/>
       <w:br/>
     </w:r>

--- a/tillsyn/A 42153-2023 tillsynsbegäran.docx
+++ b/tillsyn/A 42153-2023 tillsynsbegäran.docx
@@ -427,7 +427,7 @@
     <w:r>
       <w:tab/>
       <w:tab/>
-      <w:t>2025-08-06</w:t>
+      <w:t>2025-08-09</w:t>
       <w:br/>
       <w:br/>
     </w:r>
